--- a/DOCS/CSAI-B_029_ASSIGNMENT 4 DOCKER.docx
+++ b/DOCS/CSAI-B_029_ASSIGNMENT 4 DOCKER.docx
@@ -153,8 +153,10 @@
           <w:bCs/>
           <w:sz w:val="28"/>
         </w:rPr>
-        <w:t>ASSIGNMENT NO: 05</w:t>
-      </w:r>
+        <w:t>ASSIGNMENT NO: 04</w:t>
+      </w:r>
+      <w:bookmarkStart w:id="0" w:name="_GoBack"/>
+      <w:bookmarkEnd w:id="0"/>
     </w:p>
     <w:p>
       <w:r>
@@ -1425,8 +1427,6 @@
           <w:szCs w:val="24"/>
         </w:rPr>
       </w:pPr>
-      <w:bookmarkStart w:id="0" w:name="_GoBack"/>
-      <w:bookmarkEnd w:id="0"/>
       <w:r>
         <w:rPr>
           <w:b/>
